--- a/EXERCICES/LOT AV - Algorithmique avancee/AV-01/AV-01_fiche_sujet.docx
+++ b/EXERCICES/LOT AV - Algorithmique avancee/AV-01/AV-01_fiche_sujet.docx
@@ -788,7 +788,7 @@
           <w:i w:val="0"/>
           <w:sz w:val="21"/>
         </w:rPr>
-        <w:t>12 — le nombre de bissections pour ramener 3 000 mm sous 1 mm.</w:t>
+        <w:t>Un nombre entier : combien de bissections ont été nécessaires pour atteindre le critère.</w:t>
       </w:r>
     </w:p>
     <w:p>

--- a/EXERCICES/LOT AV - Algorithmique avancee/AV-01/AV-01_fiche_sujet.docx
+++ b/EXERCICES/LOT AV - Algorithmique avancee/AV-01/AV-01_fiche_sujet.docx
@@ -737,6 +737,61 @@
     </w:p>
     <w:p>
       <w:pPr>
+        <w:spacing w:before="80" w:after="40"/>
+        <w:jc w:val="center"/>
+      </w:pPr>
+      <w:r>
+        <w:drawing>
+          <wp:inline xmlns:a="http://schemas.openxmlformats.org/drawingml/2006/main" xmlns:pic="http://schemas.openxmlformats.org/drawingml/2006/picture">
+            <wp:extent cx="5903999" cy="2463245"/>
+            <wp:docPr id="1" name="Picture 1"/>
+            <wp:cNvGraphicFramePr>
+              <a:graphicFrameLocks noChangeAspect="1"/>
+            </wp:cNvGraphicFramePr>
+            <a:graphic>
+              <a:graphicData uri="http://schemas.openxmlformats.org/drawingml/2006/picture">
+                <pic:pic>
+                  <pic:nvPicPr>
+                    <pic:cNvPr id="0" name="AV-01_canvas_sujet.png"/>
+                    <pic:cNvPicPr/>
+                  </pic:nvPicPr>
+                  <pic:blipFill>
+                    <a:blip r:embed="rId10"/>
+                    <a:stretch>
+                      <a:fillRect/>
+                    </a:stretch>
+                  </pic:blipFill>
+                  <pic:spPr>
+                    <a:xfrm>
+                      <a:off x="0" y="0"/>
+                      <a:ext cx="5903999" cy="2463245"/>
+                    </a:xfrm>
+                    <a:prstGeom prst="rect"/>
+                  </pic:spPr>
+                </pic:pic>
+              </a:graphicData>
+            </a:graphic>
+          </wp:inline>
+        </w:drawing>
+      </w:r>
+    </w:p>
+    <w:p>
+      <w:pPr>
+        <w:spacing w:after="160"/>
+        <w:jc w:val="center"/>
+      </w:pPr>
+      <w:r>
+        <w:rPr>
+          <w:rFonts w:ascii="Calibri" w:hAnsi="Calibri"/>
+          <w:i/>
+          <w:color w:val="444A52"/>
+          <w:sz w:val="18"/>
+        </w:rPr>
+        <w:t>Le canvas à l'ouverture de AV-01_sujet.gh : les données fournies et le paramètre REPONSE.</w:t>
+      </w:r>
+    </w:p>
+    <w:p>
+      <w:pPr>
         <w:spacing w:before="200" w:after="60"/>
       </w:pPr>
       <w:r>

--- a/EXERCICES/LOT AV - Algorithmique avancee/AV-01/AV-01_fiche_sujet.docx
+++ b/EXERCICES/LOT AV - Algorithmique avancee/AV-01/AV-01_fiche_sujet.docx
@@ -545,7 +545,7 @@
                 <w:b w:val="0"/>
                 <w:sz w:val="19"/>
               </w:rPr>
-              <w:t>v0.3-260826 — Ind. B — 26/08/2026</w:t>
+              <w:t>v0.4-260901 — Ind. B — 26/08/2026</w:t>
             </w:r>
           </w:p>
         </w:tc>
@@ -940,7 +940,7 @@
         <w:color w:val="444A52"/>
         <w:sz w:val="16"/>
       </w:rPr>
-      <w:t>Magpie · AV-01 — Converger vers une portée · v0.3-260826 Ind. B</w:t>
+      <w:t>Magpie · AV-01 — Converger vers une portée · v0.4-260901 Ind. B</w:t>
     </w:r>
   </w:p>
 </w:ftr>

--- a/EXERCICES/LOT AV - Algorithmique avancee/AV-01/AV-01_fiche_sujet.docx
+++ b/EXERCICES/LOT AV - Algorithmique avancee/AV-01/AV-01_fiche_sujet.docx
@@ -545,7 +545,7 @@
                 <w:b w:val="0"/>
                 <w:sz w:val="19"/>
               </w:rPr>
-              <w:t>v0.4-260901 — Ind. B — 26/08/2026</w:t>
+              <w:t>v0.5-260902 — Ind. C — 01/09/2026</w:t>
             </w:r>
           </w:p>
         </w:tc>
@@ -940,7 +940,7 @@
         <w:color w:val="444A52"/>
         <w:sz w:val="16"/>
       </w:rPr>
-      <w:t>Magpie · AV-01 — Converger vers une portée · v0.4-260901 Ind. B</w:t>
+      <w:t>Magpie · AV-01 — Converger vers une portée · v0.5-260902 Ind. C</w:t>
     </w:r>
   </w:p>
 </w:ftr>
